--- a/output/CV_NicolasQiGUO_BNP_BPG.docx
+++ b/output/CV_NicolasQiGUO_BNP_BPG.docx
@@ -402,7 +402,7 @@
           <w:sz w:val="19"/>
           <w:u w:val="none"/>
         </w:rPr>
-        <w:t>dans le cadre d'un programme IA transverse (5 000+ collaborateurs) : pilotage d'un site SharePoint, point d'entrée unique des ressources IA, production de contenus et supports pédagogiques, animation de 70+ ambassadeurs IA</w:t>
+        <w:t>dans le cadre d'un programme IA transverse (5 000+ collaborateurs) : pilotage de la mise en place d'un site SharePoint « AI4ALL@Compliance », point d'entrée unique des ressources IA, animation d'un réseau de 70+ ambassadeurs IA</w:t>
       </w:r>
     </w:p>
     <w:p>
